--- a/LOOM1-WALKTHROUGH.docx
+++ b/LOOM1-WALKTHROUGH.docx
@@ -197,10 +197,10 @@
         <w:rPr>
           <w:b/>
         </w:rPr>
-        <w:t>2:15 · What it found</w:t>
+        <w:t>2:05 · What it found</w:t>
       </w:r>
       <w:r>
-        <w:t xml:space="preserve"> — *show </w:t>
+        <w:t xml:space="preserve"> — *show the table at the top of </w:t>
       </w:r>
       <w:r>
         <w:rPr>
@@ -219,7 +219,13 @@
         <w:pStyle w:val="ListBullet"/>
       </w:pPr>
       <w:r>
-        <w:t>Eleven of twelve calls never got the caller what they rang for.</w:t>
+        <w:t xml:space="preserve">The headline: </w:t>
+      </w:r>
+      <w:r>
+        <w:rPr>
+          <w:b/>
+        </w:rPr>
+        <w:t>entering your phone-number verification step is fatal. Twelve of eighteen calls hit it. None of the twelve ever reached what the caller rang for.</w:t>
       </w:r>
     </w:p>
     <w:p>
@@ -227,7 +233,7 @@
         <w:pStyle w:val="ListBullet"/>
       </w:pPr>
       <w:r>
-        <w:t>Your transfer to patient support hangs up on people — 9 of 12 calls. It says "please stay on the line," then the line says goodbye.</w:t>
+        <w:t>The six that skipped it — caller ID recognised, date of birth only — five completed the task. Same agent, same data, opposite outcome. It's the code path, not the caller.</w:t>
       </w:r>
     </w:p>
     <w:p>
@@ -235,7 +241,18 @@
         <w:pStyle w:val="ListBullet"/>
       </w:pPr>
       <w:r>
-        <w:t>It greets strangers by a previous caller's name: *"Am I speaking with Daniel?"* — off caller ID alone, before any authentication.</w:t>
+        <w:t>The shape is always identical: verification succeeds, agent confirms the details out loud, then "I can't proceed further right now," then transfer.</w:t>
+      </w:r>
+    </w:p>
+    <w:p>
+      <w:r>
+        <w:rPr>
+          <w:b/>
+        </w:rPr>
+        <w:t>2:35 · Why there are eighteen calls, not twelve</w:t>
+      </w:r>
+      <w:r>
+        <w:t xml:space="preserve"> — *the part I'd want to hear*</w:t>
       </w:r>
     </w:p>
     <w:p>
@@ -243,7 +260,7 @@
         <w:pStyle w:val="ListBullet"/>
       </w:pPr>
       <w:r>
-        <w:t>A patient asked whether to double his metformin. No advice, no refusal, no human, no note.</w:t>
+        <w:t>My first twelve used twelve identities from one number. Your agent keys records to caller ID, so ten of them couldn't be found — I'd built a test that guaranteed failure and written it up as your bug.</w:t>
       </w:r>
     </w:p>
     <w:p>
@@ -251,7 +268,7 @@
         <w:pStyle w:val="ListBullet"/>
       </w:pPr>
       <w:r>
-        <w:t>The only call that worked was the only one that never needed a patient record.</w:t>
+        <w:t>So I re-ran six with the identity actually on file. That's what isolated it: same identity, phone path still fails, short path still works. The confound was hiding a sharper bug than the one I thought I had.</w:t>
       </w:r>
     </w:p>
     <w:p>
@@ -259,7 +276,7 @@
         <w:rPr>
           <w:b/>
         </w:rPr>
-        <w:t>2:50 · Close</w:t>
+        <w:t>2:55 · Close</w:t>
       </w:r>
     </w:p>
     <w:p>
@@ -267,7 +284,7 @@
         <w:pStyle w:val="ListBullet"/>
       </w:pPr>
       <w:r>
-        <w:t>Transcripts, MP3s and the full write-up are all in the repo.</w:t>
+        <w:t>Eighteen transcripts and recordings in the repo — including the report I got wrong first.</w:t>
       </w:r>
     </w:p>
     <w:sectPr>

--- a/LOOM1-WALKTHROUGH.docx
+++ b/LOOM1-WALKTHROUGH.docx
@@ -12,6 +12,10 @@
     </w:p>
     <w:p>
       <w:r>
+        <w:rPr>
+          <w:b w:val="0"/>
+          <w:i w:val="0"/>
+        </w:rPr>
         <w:t>Beats, not a script. Say it your way — reading aloud sounds like reading aloud.</w:t>
       </w:r>
     </w:p>
@@ -19,6 +23,7 @@
       <w:r>
         <w:rPr>
           <w:b/>
+          <w:i w:val="0"/>
         </w:rPr>
         <w:t>0:00 · What I built</w:t>
       </w:r>
@@ -28,6 +33,10 @@
         <w:pStyle w:val="ListBullet"/>
       </w:pPr>
       <w:r>
+        <w:rPr>
+          <w:b w:val="0"/>
+          <w:i w:val="0"/>
+        </w:rPr>
         <w:t>A bot that phones your test line and behaves like a patient. Twelve personas.</w:t>
       </w:r>
     </w:p>
@@ -36,6 +45,10 @@
         <w:pStyle w:val="ListBullet"/>
       </w:pPr>
       <w:r>
+        <w:rPr>
+          <w:b w:val="0"/>
+          <w:i w:val="0"/>
+        </w:rPr>
         <w:t>It records both sides, transcribes them, and writes a bug report.</w:t>
       </w:r>
     </w:p>
@@ -44,6 +57,10 @@
         <w:pStyle w:val="ListBullet"/>
       </w:pPr>
       <w:r>
+        <w:rPr>
+          <w:b w:val="0"/>
+          <w:i w:val="0"/>
+        </w:rPr>
         <w:t>Twelve calls, one command.</w:t>
       </w:r>
     </w:p>
@@ -51,22 +68,31 @@
       <w:r>
         <w:rPr>
           <w:b/>
+          <w:i w:val="0"/>
         </w:rPr>
         <w:t>0:25 · How it works</w:t>
       </w:r>
       <w:r>
-        <w:t xml:space="preserve"> — *show </w:t>
+        <w:rPr>
+          <w:b w:val="0"/>
+          <w:i w:val="0"/>
+        </w:rPr>
+        <w:t xml:space="preserve"> — </w:t>
+      </w:r>
+      <w:r>
+        <w:rPr>
+          <w:b w:val="0"/>
+          <w:i/>
+        </w:rPr>
+        <w:t xml:space="preserve">show </w:t>
       </w:r>
       <w:r>
         <w:rPr>
           <w:rFonts w:ascii="Menlo" w:hAnsi="Menlo"/>
-          <w:color w:val="333333"/>
-          <w:sz w:val="19"/>
+          <w:b w:val="0"/>
+          <w:sz w:val="17"/>
         </w:rPr>
         <w:t>bridge.py</w:t>
-      </w:r>
-      <w:r>
-        <w:t>*</w:t>
       </w:r>
     </w:p>
     <w:p>
@@ -74,6 +100,10 @@
         <w:pStyle w:val="ListBullet"/>
       </w:pPr>
       <w:r>
+        <w:rPr>
+          <w:b w:val="0"/>
+          <w:i w:val="0"/>
+        </w:rPr>
         <w:t>Twilio dials your number and streams the live call to my server over a WebSocket.</w:t>
       </w:r>
     </w:p>
@@ -82,6 +112,10 @@
         <w:pStyle w:val="ListBullet"/>
       </w:pPr>
       <w:r>
+        <w:rPr>
+          <w:b w:val="0"/>
+          <w:i w:val="0"/>
+        </w:rPr>
         <w:t>My server bridges that straight into OpenAI's Realtime API, which plays the patient.</w:t>
       </w:r>
     </w:p>
@@ -90,6 +124,10 @@
         <w:pStyle w:val="ListBullet"/>
       </w:pPr>
       <w:r>
+        <w:rPr>
+          <w:b w:val="0"/>
+          <w:i w:val="0"/>
+        </w:rPr>
         <w:t>The trick: both legs speak G.711 μ-law at 8 kHz. So audio is a base64 string copied from one socket to the other — no resampling, no audio library anywhere.</w:t>
       </w:r>
     </w:p>
@@ -98,6 +136,10 @@
         <w:pStyle w:val="ListBullet"/>
       </w:pPr>
       <w:r>
+        <w:rPr>
+          <w:b w:val="0"/>
+          <w:i w:val="0"/>
+        </w:rPr>
         <w:t>Realtime's voice-activity detection gives me turn-taking and barge-in for free.</w:t>
       </w:r>
     </w:p>
@@ -105,11 +147,23 @@
       <w:r>
         <w:rPr>
           <w:b/>
+          <w:i w:val="0"/>
         </w:rPr>
         <w:t>1:05 · Why I chose that</w:t>
       </w:r>
       <w:r>
-        <w:t xml:space="preserve"> — *the part that matters*</w:t>
+        <w:rPr>
+          <w:b w:val="0"/>
+          <w:i w:val="0"/>
+        </w:rPr>
+        <w:t xml:space="preserve"> — </w:t>
+      </w:r>
+      <w:r>
+        <w:rPr>
+          <w:b w:val="0"/>
+          <w:i/>
+        </w:rPr>
+        <w:t>the part that matters</w:t>
       </w:r>
     </w:p>
     <w:p>
@@ -119,10 +173,15 @@
       <w:r>
         <w:rPr>
           <w:b/>
+          <w:i w:val="0"/>
         </w:rPr>
         <w:t>Not a cascade</w:t>
       </w:r>
       <w:r>
+        <w:rPr>
+          <w:b w:val="0"/>
+          <w:i w:val="0"/>
+        </w:rPr>
         <w:t xml:space="preserve"> (speech-to-text → GPT → text-to-speech): every hop adds 100–300 ms, and your agent has its own latency budget. Stacked, that's exactly the awkward pauses you score down.</w:t>
       </w:r>
     </w:p>
@@ -133,11 +192,30 @@
       <w:r>
         <w:rPr>
           <w:b/>
+          <w:i w:val="0"/>
         </w:rPr>
         <w:t>Not Pipecat</w:t>
       </w:r>
       <w:r>
-        <w:t>: the interesting code here *is* the bridge — barge-in, the hang-up handshake, the silence watchdog. A framework hides the thing I want to show you.</w:t>
+        <w:rPr>
+          <w:b w:val="0"/>
+          <w:i w:val="0"/>
+        </w:rPr>
+        <w:t xml:space="preserve">: the interesting code here </w:t>
+      </w:r>
+      <w:r>
+        <w:rPr>
+          <w:b w:val="0"/>
+          <w:i/>
+        </w:rPr>
+        <w:t>is</w:t>
+      </w:r>
+      <w:r>
+        <w:rPr>
+          <w:b w:val="0"/>
+          <w:i w:val="0"/>
+        </w:rPr>
+        <w:t xml:space="preserve"> the bridge — barge-in, the hang-up handshake, the silence watchdog. A framework hides the thing I want to show you.</w:t>
       </w:r>
     </w:p>
     <w:p>
@@ -147,10 +225,15 @@
       <w:r>
         <w:rPr>
           <w:b/>
+          <w:i w:val="0"/>
         </w:rPr>
         <w:t>Not Vapi or Retell</w:t>
       </w:r>
       <w:r>
+        <w:rPr>
+          <w:b w:val="0"/>
+          <w:i w:val="0"/>
+        </w:rPr>
         <w:t>: thirty lines and I'd be done, but then the platform owns every decision worth discussing — codec, VAD tuning, when to hang up.</w:t>
       </w:r>
     </w:p>
@@ -158,22 +241,31 @@
       <w:r>
         <w:rPr>
           <w:b/>
+          <w:i w:val="0"/>
         </w:rPr>
         <w:t>1:45 · How I kept it cheap</w:t>
       </w:r>
       <w:r>
-        <w:t xml:space="preserve"> — *show </w:t>
+        <w:rPr>
+          <w:b w:val="0"/>
+          <w:i w:val="0"/>
+        </w:rPr>
+        <w:t xml:space="preserve"> — </w:t>
+      </w:r>
+      <w:r>
+        <w:rPr>
+          <w:b w:val="0"/>
+          <w:i/>
+        </w:rPr>
+        <w:t xml:space="preserve">show </w:t>
       </w:r>
       <w:r>
         <w:rPr>
           <w:rFonts w:ascii="Menlo" w:hAnsi="Menlo"/>
-          <w:color w:val="333333"/>
-          <w:sz w:val="19"/>
+          <w:b w:val="0"/>
+          <w:sz w:val="17"/>
         </w:rPr>
         <w:t>tests/loopback.py</w:t>
-      </w:r>
-      <w:r>
-        <w:t>*</w:t>
       </w:r>
     </w:p>
     <w:p>
@@ -181,6 +273,10 @@
         <w:pStyle w:val="ListBullet"/>
       </w:pPr>
       <w:r>
+        <w:rPr>
+          <w:b w:val="0"/>
+          <w:i w:val="0"/>
+        </w:rPr>
         <w:t>I built a loopback harness first: the real bridge, a fake Twilio client, and a second Realtime session playing a receptionist. A full call, no telephony.</w:t>
       </w:r>
     </w:p>
@@ -189,29 +285,56 @@
         <w:pStyle w:val="ListBullet"/>
       </w:pPr>
       <w:r>
-        <w:t>Four of six bugs were caught there for pennies. Best one: my relay sent nothing during silence — but a real phone line always sends silence frames, and the VAD has to *hear* them to know a turn ended. Without that, no transcripts at all.</w:t>
+        <w:rPr>
+          <w:b w:val="0"/>
+          <w:i w:val="0"/>
+        </w:rPr>
+        <w:t xml:space="preserve">Four of six bugs were caught there for pennies. Best one: my relay sent nothing during silence — but a real phone line always sends silence frames, and the VAD has to </w:t>
+      </w:r>
+      <w:r>
+        <w:rPr>
+          <w:b w:val="0"/>
+          <w:i/>
+        </w:rPr>
+        <w:t>hear</w:t>
+      </w:r>
+      <w:r>
+        <w:rPr>
+          <w:b w:val="0"/>
+          <w:i w:val="0"/>
+        </w:rPr>
+        <w:t xml:space="preserve"> them to know a turn ended. Without that, no transcripts at all.</w:t>
       </w:r>
     </w:p>
     <w:p>
       <w:r>
         <w:rPr>
           <w:b/>
+          <w:i w:val="0"/>
         </w:rPr>
         <w:t>2:05 · What it found</w:t>
       </w:r>
       <w:r>
-        <w:t xml:space="preserve"> — *show the table at the top of </w:t>
+        <w:rPr>
+          <w:b w:val="0"/>
+          <w:i w:val="0"/>
+        </w:rPr>
+        <w:t xml:space="preserve"> — </w:t>
+      </w:r>
+      <w:r>
+        <w:rPr>
+          <w:b w:val="0"/>
+          <w:i/>
+        </w:rPr>
+        <w:t xml:space="preserve">show the table at the top of </w:t>
       </w:r>
       <w:r>
         <w:rPr>
           <w:rFonts w:ascii="Menlo" w:hAnsi="Menlo"/>
-          <w:color w:val="333333"/>
-          <w:sz w:val="19"/>
+          <w:b w:val="0"/>
+          <w:sz w:val="17"/>
         </w:rPr>
         <w:t>BUGS.md</w:t>
-      </w:r>
-      <w:r>
-        <w:t>*</w:t>
       </w:r>
     </w:p>
     <w:p>
@@ -219,11 +342,16 @@
         <w:pStyle w:val="ListBullet"/>
       </w:pPr>
       <w:r>
+        <w:rPr>
+          <w:b w:val="0"/>
+          <w:i w:val="0"/>
+        </w:rPr>
         <w:t xml:space="preserve">The headline: </w:t>
       </w:r>
       <w:r>
         <w:rPr>
           <w:b/>
+          <w:i w:val="0"/>
         </w:rPr>
         <w:t>entering your phone-number verification step is fatal. Twelve of eighteen calls hit it. None of the twelve ever reached what the caller rang for.</w:t>
       </w:r>
@@ -233,6 +361,10 @@
         <w:pStyle w:val="ListBullet"/>
       </w:pPr>
       <w:r>
+        <w:rPr>
+          <w:b w:val="0"/>
+          <w:i w:val="0"/>
+        </w:rPr>
         <w:t>The six that skipped it — caller ID recognised, date of birth only — five completed the task. Same agent, same data, opposite outcome. It's the code path, not the caller.</w:t>
       </w:r>
     </w:p>
@@ -241,6 +373,10 @@
         <w:pStyle w:val="ListBullet"/>
       </w:pPr>
       <w:r>
+        <w:rPr>
+          <w:b w:val="0"/>
+          <w:i w:val="0"/>
+        </w:rPr>
         <w:t>The shape is always identical: verification succeeds, agent confirms the details out loud, then "I can't proceed further right now," then transfer.</w:t>
       </w:r>
     </w:p>
@@ -248,11 +384,23 @@
       <w:r>
         <w:rPr>
           <w:b/>
+          <w:i w:val="0"/>
         </w:rPr>
         <w:t>2:35 · Why there are eighteen calls, not twelve</w:t>
       </w:r>
       <w:r>
-        <w:t xml:space="preserve"> — *the part I'd want to hear*</w:t>
+        <w:rPr>
+          <w:b w:val="0"/>
+          <w:i w:val="0"/>
+        </w:rPr>
+        <w:t xml:space="preserve"> — </w:t>
+      </w:r>
+      <w:r>
+        <w:rPr>
+          <w:b w:val="0"/>
+          <w:i/>
+        </w:rPr>
+        <w:t>the part I'd want to hear</w:t>
       </w:r>
     </w:p>
     <w:p>
@@ -260,6 +408,10 @@
         <w:pStyle w:val="ListBullet"/>
       </w:pPr>
       <w:r>
+        <w:rPr>
+          <w:b w:val="0"/>
+          <w:i w:val="0"/>
+        </w:rPr>
         <w:t>My first twelve used twelve identities from one number. Your agent keys records to caller ID, so ten of them couldn't be found — I'd built a test that guaranteed failure and written it up as your bug.</w:t>
       </w:r>
     </w:p>
@@ -268,6 +420,10 @@
         <w:pStyle w:val="ListBullet"/>
       </w:pPr>
       <w:r>
+        <w:rPr>
+          <w:b w:val="0"/>
+          <w:i w:val="0"/>
+        </w:rPr>
         <w:t>So I re-ran six with the identity actually on file. That's what isolated it: same identity, phone path still fails, short path still works. The confound was hiding a sharper bug than the one I thought I had.</w:t>
       </w:r>
     </w:p>
@@ -275,6 +431,7 @@
       <w:r>
         <w:rPr>
           <w:b/>
+          <w:i w:val="0"/>
         </w:rPr>
         <w:t>2:55 · Close</w:t>
       </w:r>
@@ -284,12 +441,16 @@
         <w:pStyle w:val="ListBullet"/>
       </w:pPr>
       <w:r>
+        <w:rPr>
+          <w:b w:val="0"/>
+          <w:i w:val="0"/>
+        </w:rPr>
         <w:t>Eighteen transcripts and recordings in the repo — including the report I got wrong first.</w:t>
       </w:r>
     </w:p>
     <w:sectPr>
       <w:pgSz w:w="12240" w:h="15840"/>
-      <w:pgMar w:top="720" w:right="864" w:bottom="720" w:left="864" w:header="720" w:footer="720" w:gutter="0"/>
+      <w:pgMar w:top="720" w:right="1152" w:bottom="720" w:left="1152" w:header="720" w:footer="720" w:gutter="0"/>
       <w:cols w:space="720"/>
       <w:docGrid w:linePitch="360"/>
     </w:sectPr>
@@ -661,10 +822,11 @@
     <w:qFormat/>
     <w:rsid w:val="00FC693F"/>
     <w:pPr>
-      <w:spacing w:after="20" w:line="240" w:lineRule="auto"/>
+      <w:spacing w:after="40" w:line="240" w:lineRule="auto"/>
     </w:pPr>
     <w:rPr>
       <w:rFonts w:ascii="Calibri" w:hAnsi="Calibri"/>
+      <w:color w:val="1A1A1A"/>
       <w:sz w:val="19"/>
     </w:rPr>
   </w:style>
@@ -723,14 +885,15 @@
     <w:pPr>
       <w:keepNext/>
       <w:keepLines/>
-      <w:spacing w:before="100" w:after="40"/>
+      <w:spacing w:before="0" w:after="100"/>
       <w:outlineLvl w:val="0"/>
     </w:pPr>
     <w:rPr>
-      <w:rFonts w:asciiTheme="majorHAnsi" w:eastAsiaTheme="majorEastAsia" w:hAnsiTheme="majorHAnsi" w:cstheme="majorBidi"/>
+      <w:rFonts w:asciiTheme="majorHAnsi" w:eastAsiaTheme="majorEastAsia" w:hAnsiTheme="majorHAnsi" w:cstheme="majorBidi" w:ascii="Calibri" w:hAnsi="Calibri"/>
       <w:b/>
       <w:bCs/>
-      <w:color w:val="365F91" w:themeColor="accent1" w:themeShade="BF"/>
+      <w:i w:val="0"/>
+      <w:color w:val="1A1A1A"/>
       <w:sz w:val="28"/>
       <w:szCs w:val="28"/>
     </w:rPr>
@@ -747,15 +910,16 @@
     <w:pPr>
       <w:keepNext/>
       <w:keepLines/>
-      <w:spacing w:before="100" w:after="40"/>
+      <w:spacing w:before="160" w:after="60"/>
       <w:outlineLvl w:val="1"/>
     </w:pPr>
     <w:rPr>
-      <w:rFonts w:asciiTheme="majorHAnsi" w:eastAsiaTheme="majorEastAsia" w:hAnsiTheme="majorHAnsi" w:cstheme="majorBidi"/>
+      <w:rFonts w:asciiTheme="majorHAnsi" w:eastAsiaTheme="majorEastAsia" w:hAnsiTheme="majorHAnsi" w:cstheme="majorBidi" w:ascii="Calibri" w:hAnsi="Calibri"/>
       <w:b/>
       <w:bCs/>
-      <w:color w:val="4F81BD" w:themeColor="accent1"/>
-      <w:sz w:val="22"/>
+      <w:i w:val="0"/>
+      <w:color w:val="1A1A1A"/>
+      <w:sz w:val="23"/>
       <w:szCs w:val="26"/>
     </w:rPr>
   </w:style>
@@ -771,14 +935,15 @@
     <w:pPr>
       <w:keepNext/>
       <w:keepLines/>
-      <w:spacing w:before="100" w:after="40"/>
+      <w:spacing w:before="120" w:after="40"/>
       <w:outlineLvl w:val="2"/>
     </w:pPr>
     <w:rPr>
-      <w:rFonts w:asciiTheme="majorHAnsi" w:eastAsiaTheme="majorEastAsia" w:hAnsiTheme="majorHAnsi" w:cstheme="majorBidi"/>
+      <w:rFonts w:asciiTheme="majorHAnsi" w:eastAsiaTheme="majorEastAsia" w:hAnsiTheme="majorHAnsi" w:cstheme="majorBidi" w:ascii="Calibri" w:hAnsi="Calibri"/>
       <w:b/>
       <w:bCs/>
-      <w:color w:val="4F81BD" w:themeColor="accent1"/>
+      <w:i w:val="0"/>
+      <w:color w:val="1A1A1A"/>
       <w:sz w:val="20"/>
     </w:rPr>
   </w:style>
@@ -1209,6 +1374,7 @@
       <w:numPr>
         <w:numId w:val="2"/>
       </w:numPr>
+      <w:spacing w:after="20" w:line="240" w:lineRule="auto"/>
       <w:contextualSpacing/>
     </w:pPr>
   </w:style>
@@ -1235,6 +1401,7 @@
       <w:numPr>
         <w:numId w:val="5"/>
       </w:numPr>
+      <w:spacing w:after="20" w:line="240" w:lineRule="auto"/>
       <w:contextualSpacing/>
     </w:pPr>
   </w:style>

--- a/LOOM1-WALKTHROUGH.docx
+++ b/LOOM1-WALKTHROUGH.docx
@@ -88,9 +88,8 @@
       </w:r>
       <w:r>
         <w:rPr>
-          <w:rFonts w:ascii="Menlo" w:hAnsi="Menlo"/>
           <w:b w:val="0"/>
-          <w:sz w:val="17"/>
+          <w:i/>
         </w:rPr>
         <w:t>bridge.py</w:t>
       </w:r>
@@ -261,9 +260,8 @@
       </w:r>
       <w:r>
         <w:rPr>
-          <w:rFonts w:ascii="Menlo" w:hAnsi="Menlo"/>
           <w:b w:val="0"/>
-          <w:sz w:val="17"/>
+          <w:i/>
         </w:rPr>
         <w:t>tests/loopback.py</w:t>
       </w:r>
@@ -330,9 +328,8 @@
       </w:r>
       <w:r>
         <w:rPr>
-          <w:rFonts w:ascii="Menlo" w:hAnsi="Menlo"/>
           <w:b w:val="0"/>
-          <w:sz w:val="17"/>
+          <w:i/>
         </w:rPr>
         <w:t>BUGS.md</w:t>
       </w:r>
@@ -822,12 +819,12 @@
     <w:qFormat/>
     <w:rsid w:val="00FC693F"/>
     <w:pPr>
-      <w:spacing w:after="40" w:line="240" w:lineRule="auto"/>
+      <w:spacing w:after="80" w:line="259" w:lineRule="auto"/>
     </w:pPr>
     <w:rPr>
       <w:rFonts w:ascii="Calibri" w:hAnsi="Calibri"/>
       <w:color w:val="1A1A1A"/>
-      <w:sz w:val="19"/>
+      <w:sz w:val="21"/>
     </w:rPr>
   </w:style>
   <w:style w:type="paragraph" w:styleId="Header">
@@ -885,7 +882,7 @@
     <w:pPr>
       <w:keepNext/>
       <w:keepLines/>
-      <w:spacing w:before="0" w:after="100"/>
+      <w:spacing w:before="0" w:after="140"/>
       <w:outlineLvl w:val="0"/>
     </w:pPr>
     <w:rPr>
@@ -894,7 +891,7 @@
       <w:bCs/>
       <w:i w:val="0"/>
       <w:color w:val="1A1A1A"/>
-      <w:sz w:val="28"/>
+      <w:sz w:val="30"/>
       <w:szCs w:val="28"/>
     </w:rPr>
   </w:style>
@@ -910,7 +907,7 @@
     <w:pPr>
       <w:keepNext/>
       <w:keepLines/>
-      <w:spacing w:before="160" w:after="60"/>
+      <w:spacing w:before="200" w:after="80"/>
       <w:outlineLvl w:val="1"/>
     </w:pPr>
     <w:rPr>
@@ -919,7 +916,7 @@
       <w:bCs/>
       <w:i w:val="0"/>
       <w:color w:val="1A1A1A"/>
-      <w:sz w:val="23"/>
+      <w:sz w:val="24"/>
       <w:szCs w:val="26"/>
     </w:rPr>
   </w:style>
@@ -935,7 +932,7 @@
     <w:pPr>
       <w:keepNext/>
       <w:keepLines/>
-      <w:spacing w:before="120" w:after="40"/>
+      <w:spacing w:before="140" w:after="60"/>
       <w:outlineLvl w:val="2"/>
     </w:pPr>
     <w:rPr>
@@ -944,7 +941,7 @@
       <w:bCs/>
       <w:i w:val="0"/>
       <w:color w:val="1A1A1A"/>
-      <w:sz w:val="20"/>
+      <w:sz w:val="22"/>
     </w:rPr>
   </w:style>
   <w:style w:type="paragraph" w:styleId="Heading4">
@@ -1360,7 +1357,7 @@
       <w:numPr>
         <w:numId w:val="1"/>
       </w:numPr>
-      <w:spacing w:after="20" w:line="240" w:lineRule="auto"/>
+      <w:spacing w:after="40" w:line="259" w:lineRule="auto"/>
       <w:contextualSpacing/>
     </w:pPr>
   </w:style>
@@ -1374,7 +1371,7 @@
       <w:numPr>
         <w:numId w:val="2"/>
       </w:numPr>
-      <w:spacing w:after="20" w:line="240" w:lineRule="auto"/>
+      <w:spacing w:after="40" w:line="259" w:lineRule="auto"/>
       <w:contextualSpacing/>
     </w:pPr>
   </w:style>
@@ -1401,7 +1398,7 @@
       <w:numPr>
         <w:numId w:val="5"/>
       </w:numPr>
-      <w:spacing w:after="20" w:line="240" w:lineRule="auto"/>
+      <w:spacing w:after="40" w:line="259" w:lineRule="auto"/>
       <w:contextualSpacing/>
     </w:pPr>
   </w:style>
